--- a/3. 수행일지/7주차_수행일지_현대이지웰_최종프로젝트.docx
+++ b/3. 수행일지/7주차_수행일지_현대이지웰_최종프로젝트.docx
@@ -57,7 +57,7 @@
           <w:sz w:val="34"/>
           <w:szCs w:val="34"/>
         </w:rPr>
-        <w:t>4</w:t>
+        <w:t>5</w:t>
       </w:r>
       <w:r>
         <w:rPr>
@@ -230,6 +230,7 @@
                 <w:szCs w:val="23"/>
               </w:rPr>
             </w:pPr>
+            <w:proofErr w:type="gramStart"/>
             <w:r>
               <w:rPr>
                 <w:rFonts w:hint="eastAsia"/>
@@ -238,6 +239,7 @@
               </w:rPr>
               <w:t>Re:View</w:t>
             </w:r>
+            <w:proofErr w:type="gramEnd"/>
           </w:p>
         </w:tc>
         <w:tc>
@@ -331,6 +333,7 @@
         </w:rPr>
         <w:t xml:space="preserve">※ 프로젝트 수행 일지는 </w:t>
       </w:r>
+      <w:proofErr w:type="gramStart"/>
       <w:r>
         <w:rPr>
           <w:rFonts w:ascii="맑은 고딕" w:eastAsia="맑은 고딕" w:hAnsi="맑은 고딕" w:cs="맑은 고딕"/>
@@ -338,7 +341,17 @@
           <w:szCs w:val="16"/>
           <w:u w:val="single"/>
         </w:rPr>
-        <w:t>매 주 금요일</w:t>
+        <w:t>매 주</w:t>
+      </w:r>
+      <w:proofErr w:type="gramEnd"/>
+      <w:r>
+        <w:rPr>
+          <w:rFonts w:ascii="맑은 고딕" w:eastAsia="맑은 고딕" w:hAnsi="맑은 고딕" w:cs="맑은 고딕"/>
+          <w:sz w:val="16"/>
+          <w:szCs w:val="16"/>
+          <w:u w:val="single"/>
+        </w:rPr>
+        <w:t xml:space="preserve"> 금요일</w:t>
       </w:r>
       <w:r>
         <w:rPr>
@@ -600,7 +613,7 @@
               <w:spacing w:before="240" w:after="240"/>
               <w:ind w:leftChars="100" w:left="220"/>
               <w:rPr>
-                <w:rFonts w:ascii="맑은 고딕" w:eastAsia="맑은 고딕" w:hAnsi="맑은 고딕" w:cs="맑은 고딕" w:hint="eastAsia"/>
+                <w:rFonts w:ascii="맑은 고딕" w:eastAsia="맑은 고딕" w:hAnsi="맑은 고딕" w:cs="맑은 고딕"/>
                 <w:b/>
                 <w:bCs/>
               </w:rPr>
@@ -625,7 +638,7 @@
               <w:spacing w:before="240" w:after="240"/>
               <w:ind w:leftChars="100" w:left="220"/>
               <w:rPr>
-                <w:rFonts w:ascii="맑은 고딕" w:eastAsia="맑은 고딕" w:hAnsi="맑은 고딕" w:cs="맑은 고딕" w:hint="eastAsia"/>
+                <w:rFonts w:ascii="맑은 고딕" w:eastAsia="맑은 고딕" w:hAnsi="맑은 고딕" w:cs="맑은 고딕"/>
                 <w:b/>
                 <w:bCs/>
               </w:rPr>
@@ -768,7 +781,7 @@
               <w:spacing w:before="240" w:after="240"/>
               <w:ind w:leftChars="100" w:left="220"/>
               <w:rPr>
-                <w:rFonts w:ascii="맑은 고딕" w:eastAsia="맑은 고딕" w:hAnsi="맑은 고딕" w:cs="맑은 고딕" w:hint="eastAsia"/>
+                <w:rFonts w:ascii="맑은 고딕" w:eastAsia="맑은 고딕" w:hAnsi="맑은 고딕" w:cs="맑은 고딕"/>
                 <w:b/>
               </w:rPr>
             </w:pPr>
@@ -840,7 +853,7 @@
             <w:pPr>
               <w:spacing w:before="240" w:after="240"/>
               <w:rPr>
-                <w:rFonts w:ascii="맑은 고딕" w:eastAsia="맑은 고딕" w:hAnsi="맑은 고딕" w:cs="맑은 고딕" w:hint="eastAsia"/>
+                <w:rFonts w:ascii="맑은 고딕" w:eastAsia="맑은 고딕" w:hAnsi="맑은 고딕" w:cs="맑은 고딕"/>
                 <w:b/>
               </w:rPr>
             </w:pPr>
@@ -1925,6 +1938,7 @@
   <w:style w:type="character" w:default="1" w:styleId="a0">
     <w:name w:val="Default Paragraph Font"/>
     <w:uiPriority w:val="1"/>
+    <w:semiHidden/>
     <w:unhideWhenUsed/>
   </w:style>
   <w:style w:type="table" w:default="1" w:styleId="a1">

--- a/3. 수행일지/7주차_수행일지_현대이지웰_최종프로젝트.docx
+++ b/3. 수행일지/7주차_수행일지_현대이지웰_최종프로젝트.docx
@@ -230,7 +230,6 @@
                 <w:szCs w:val="23"/>
               </w:rPr>
             </w:pPr>
-            <w:proofErr w:type="gramStart"/>
             <w:r>
               <w:rPr>
                 <w:rFonts w:hint="eastAsia"/>
@@ -239,7 +238,6 @@
               </w:rPr>
               <w:t>Re:View</w:t>
             </w:r>
-            <w:proofErr w:type="gramEnd"/>
           </w:p>
         </w:tc>
         <w:tc>
@@ -333,7 +331,6 @@
         </w:rPr>
         <w:t xml:space="preserve">※ 프로젝트 수행 일지는 </w:t>
       </w:r>
-      <w:proofErr w:type="gramStart"/>
       <w:r>
         <w:rPr>
           <w:rFonts w:ascii="맑은 고딕" w:eastAsia="맑은 고딕" w:hAnsi="맑은 고딕" w:cs="맑은 고딕"/>
@@ -341,17 +338,7 @@
           <w:szCs w:val="16"/>
           <w:u w:val="single"/>
         </w:rPr>
-        <w:t>매 주</w:t>
-      </w:r>
-      <w:proofErr w:type="gramEnd"/>
-      <w:r>
-        <w:rPr>
-          <w:rFonts w:ascii="맑은 고딕" w:eastAsia="맑은 고딕" w:hAnsi="맑은 고딕" w:cs="맑은 고딕"/>
-          <w:sz w:val="16"/>
-          <w:szCs w:val="16"/>
-          <w:u w:val="single"/>
-        </w:rPr>
-        <w:t xml:space="preserve"> 금요일</w:t>
+        <w:t>매 주 금요일</w:t>
       </w:r>
       <w:r>
         <w:rPr>
@@ -630,7 +617,21 @@
                 <w:rFonts w:ascii="맑은 고딕" w:eastAsia="맑은 고딕" w:hAnsi="맑은 고딕" w:cs="맑은 고딕" w:hint="eastAsia"/>
                 <w:b/>
               </w:rPr>
-              <w:t>관리자페이지 신고, 리뷰, QnA, 상품 관리 UI 수정 및 구현, 헤더/푸터 수정 및 헤더 about 수정</w:t>
+              <w:t>관리자페이지 신고, 리뷰, QnA, 상품 관리 UI 수정 및 구현</w:t>
+            </w:r>
+            <w:r>
+              <w:rPr>
+                <w:rFonts w:ascii="맑은 고딕" w:eastAsia="맑은 고딕" w:hAnsi="맑은 고딕" w:cs="맑은 고딕" w:hint="eastAsia"/>
+                <w:b/>
+              </w:rPr>
+              <w:t xml:space="preserve">/API 연결 , </w:t>
+            </w:r>
+            <w:r>
+              <w:rPr>
+                <w:rFonts w:ascii="맑은 고딕" w:eastAsia="맑은 고딕" w:hAnsi="맑은 고딕" w:cs="맑은 고딕" w:hint="eastAsia"/>
+                <w:b/>
+              </w:rPr>
+              <w:t>헤더/푸터 수정 및 헤더 about 수정</w:t>
             </w:r>
           </w:p>
           <w:p>

--- a/3. 수행일지/7주차_수행일지_현대이지웰_최종프로젝트.docx
+++ b/3. 수행일지/7주차_수행일지_현대이지웰_최종프로젝트.docx
@@ -1069,6 +1069,45 @@
                 <w:b/>
               </w:rPr>
             </w:pPr>
+            <w:r>
+              <w:rPr>
+                <w:rFonts w:ascii="맑은 고딕" w:eastAsia="맑은 고딕" w:hAnsi="맑은 고딕" w:cs="맑은 고딕" w:hint="eastAsia"/>
+                <w:b/>
+              </w:rPr>
+              <w:t xml:space="preserve">후기 관련 추가되는 컨텐츠나 변경되는 부분의 작업에 대해서는 wbs에 레벨업으로 따로 정리하시기 바랍니다 </w:t>
+            </w:r>
+          </w:p>
+          <w:p>
+            <w:pPr>
+              <w:spacing w:before="240" w:after="240"/>
+              <w:rPr>
+                <w:rFonts w:ascii="맑은 고딕" w:eastAsia="맑은 고딕" w:hAnsi="맑은 고딕" w:cs="맑은 고딕"/>
+                <w:b/>
+              </w:rPr>
+            </w:pPr>
+            <w:r>
+              <w:rPr>
+                <w:rFonts w:ascii="맑은 고딕" w:eastAsia="맑은 고딕" w:hAnsi="맑은 고딕" w:cs="맑은 고딕" w:hint="eastAsia"/>
+                <w:b/>
+              </w:rPr>
+              <w:t>wbs 공정 진척율을 정확히 매핑하시면 좋을 것 같아요 100%가 되려면 devlop에 PR된 후 여야 합니다</w:t>
+            </w:r>
+          </w:p>
+          <w:p>
+            <w:pPr>
+              <w:spacing w:before="240" w:after="240"/>
+              <w:rPr>
+                <w:rFonts w:ascii="맑은 고딕" w:eastAsia="맑은 고딕" w:hAnsi="맑은 고딕" w:cs="맑은 고딕" w:hint="eastAsia"/>
+                <w:b/>
+              </w:rPr>
+            </w:pPr>
+            <w:r>
+              <w:rPr>
+                <w:rFonts w:ascii="맑은 고딕" w:eastAsia="맑은 고딕" w:hAnsi="맑은 고딕" w:cs="맑은 고딕" w:hint="eastAsia"/>
+                <w:b/>
+              </w:rPr>
+              <w:t>front와 backend 매핑과 관련 모듈과의 관계도 이슈가 없는지 확인하면서 작업하세요</w:t>
+            </w:r>
           </w:p>
         </w:tc>
       </w:tr>

--- a/3. 수행일지/7주차_수행일지_현대이지웰_최종프로젝트.docx
+++ b/3. 수행일지/7주차_수행일지_현대이지웰_최종프로젝트.docx
@@ -14,6 +14,7 @@
           <w:szCs w:val="34"/>
         </w:rPr>
       </w:pPr>
+      <w:proofErr w:type="gramStart"/>
       <w:r>
         <w:rPr>
           <w:rFonts w:ascii="맑은 고딕" w:eastAsia="맑은 고딕" w:hAnsi="맑은 고딕" w:cs="맑은 고딕"/>
@@ -41,6 +42,7 @@
         </w:rPr>
         <w:t>1</w:t>
       </w:r>
+      <w:proofErr w:type="gramEnd"/>
       <w:r>
         <w:rPr>
           <w:rFonts w:ascii="맑은 고딕" w:eastAsia="맑은 고딕" w:hAnsi="맑은 고딕" w:cs="맑은 고딕"/>
@@ -66,7 +68,27 @@
           <w:sz w:val="34"/>
           <w:szCs w:val="34"/>
         </w:rPr>
-        <w:t xml:space="preserve">주차 프로젝트 수행 일지 ] </w:t>
+        <w:t xml:space="preserve">주차 프로젝트 수행 </w:t>
+      </w:r>
+      <w:proofErr w:type="gramStart"/>
+      <w:r>
+        <w:rPr>
+          <w:rFonts w:ascii="맑은 고딕" w:eastAsia="맑은 고딕" w:hAnsi="맑은 고딕" w:cs="맑은 고딕"/>
+          <w:b/>
+          <w:sz w:val="34"/>
+          <w:szCs w:val="34"/>
+        </w:rPr>
+        <w:t>일지 ]</w:t>
+      </w:r>
+      <w:proofErr w:type="gramEnd"/>
+      <w:r>
+        <w:rPr>
+          <w:rFonts w:ascii="맑은 고딕" w:eastAsia="맑은 고딕" w:hAnsi="맑은 고딕" w:cs="맑은 고딕"/>
+          <w:b/>
+          <w:sz w:val="34"/>
+          <w:szCs w:val="34"/>
+        </w:rPr>
+        <w:t xml:space="preserve"> </w:t>
       </w:r>
     </w:p>
     <w:p>
@@ -168,7 +190,27 @@
                 <w:sz w:val="20"/>
                 <w:szCs w:val="20"/>
               </w:rPr>
-              <w:t>사용자 타입과 후기를 중심으로 한 기초스킨케어 쇼핑몰</w:t>
+              <w:t xml:space="preserve">사용자 타입과 후기를 중심으로 한 </w:t>
+            </w:r>
+            <w:proofErr w:type="spellStart"/>
+            <w:r>
+              <w:rPr>
+                <w:rFonts w:ascii="맑은 고딕" w:eastAsia="맑은 고딕" w:hAnsi="맑은 고딕" w:cs="맑은 고딕" w:hint="eastAsia"/>
+                <w:color w:val="B7B7B7"/>
+                <w:sz w:val="20"/>
+                <w:szCs w:val="20"/>
+              </w:rPr>
+              <w:t>기초스킨케어</w:t>
+            </w:r>
+            <w:proofErr w:type="spellEnd"/>
+            <w:r>
+              <w:rPr>
+                <w:rFonts w:ascii="맑은 고딕" w:eastAsia="맑은 고딕" w:hAnsi="맑은 고딕" w:cs="맑은 고딕" w:hint="eastAsia"/>
+                <w:color w:val="B7B7B7"/>
+                <w:sz w:val="20"/>
+                <w:szCs w:val="20"/>
+              </w:rPr>
+              <w:t xml:space="preserve"> 쇼핑몰</w:t>
             </w:r>
           </w:p>
         </w:tc>
@@ -205,8 +247,19 @@
                 <w:sz w:val="20"/>
                 <w:szCs w:val="20"/>
               </w:rPr>
-              <w:t>프로젝트 팀명</w:t>
-            </w:r>
+              <w:t xml:space="preserve">프로젝트 </w:t>
+            </w:r>
+            <w:proofErr w:type="spellStart"/>
+            <w:r>
+              <w:rPr>
+                <w:rFonts w:ascii="맑은 고딕" w:eastAsia="맑은 고딕" w:hAnsi="맑은 고딕" w:cs="맑은 고딕"/>
+                <w:b/>
+                <w:sz w:val="20"/>
+                <w:szCs w:val="20"/>
+              </w:rPr>
+              <w:t>팀명</w:t>
+            </w:r>
+            <w:proofErr w:type="spellEnd"/>
           </w:p>
         </w:tc>
         <w:tc>
@@ -230,6 +283,8 @@
                 <w:szCs w:val="23"/>
               </w:rPr>
             </w:pPr>
+            <w:proofErr w:type="spellStart"/>
+            <w:proofErr w:type="gramStart"/>
             <w:r>
               <w:rPr>
                 <w:rFonts w:hint="eastAsia"/>
@@ -238,6 +293,8 @@
               </w:rPr>
               <w:t>Re:View</w:t>
             </w:r>
+            <w:proofErr w:type="spellEnd"/>
+            <w:proofErr w:type="gramEnd"/>
           </w:p>
         </w:tc>
         <w:tc>
@@ -307,7 +364,43 @@
                 <w:sz w:val="20"/>
                 <w:szCs w:val="20"/>
               </w:rPr>
-              <w:t>(김석현), (김시연, 박진성, 오승환, 이재빈, 정윤성)</w:t>
+              <w:t>(김석현), (</w:t>
+            </w:r>
+            <w:proofErr w:type="spellStart"/>
+            <w:r>
+              <w:rPr>
+                <w:rFonts w:ascii="맑은 고딕" w:eastAsia="맑은 고딕" w:hAnsi="맑은 고딕" w:cs="맑은 고딕" w:hint="eastAsia"/>
+                <w:sz w:val="20"/>
+                <w:szCs w:val="20"/>
+              </w:rPr>
+              <w:t>김시연</w:t>
+            </w:r>
+            <w:proofErr w:type="spellEnd"/>
+            <w:r>
+              <w:rPr>
+                <w:rFonts w:ascii="맑은 고딕" w:eastAsia="맑은 고딕" w:hAnsi="맑은 고딕" w:cs="맑은 고딕" w:hint="eastAsia"/>
+                <w:sz w:val="20"/>
+                <w:szCs w:val="20"/>
+              </w:rPr>
+              <w:t xml:space="preserve">, 박진성, 오승환, </w:t>
+            </w:r>
+            <w:proofErr w:type="spellStart"/>
+            <w:r>
+              <w:rPr>
+                <w:rFonts w:ascii="맑은 고딕" w:eastAsia="맑은 고딕" w:hAnsi="맑은 고딕" w:cs="맑은 고딕" w:hint="eastAsia"/>
+                <w:sz w:val="20"/>
+                <w:szCs w:val="20"/>
+              </w:rPr>
+              <w:t>이재빈</w:t>
+            </w:r>
+            <w:proofErr w:type="spellEnd"/>
+            <w:r>
+              <w:rPr>
+                <w:rFonts w:ascii="맑은 고딕" w:eastAsia="맑은 고딕" w:hAnsi="맑은 고딕" w:cs="맑은 고딕" w:hint="eastAsia"/>
+                <w:sz w:val="20"/>
+                <w:szCs w:val="20"/>
+              </w:rPr>
+              <w:t>, 정윤성)</w:t>
             </w:r>
           </w:p>
         </w:tc>
@@ -331,6 +424,7 @@
         </w:rPr>
         <w:t xml:space="preserve">※ 프로젝트 수행 일지는 </w:t>
       </w:r>
+      <w:proofErr w:type="gramStart"/>
       <w:r>
         <w:rPr>
           <w:rFonts w:ascii="맑은 고딕" w:eastAsia="맑은 고딕" w:hAnsi="맑은 고딕" w:cs="맑은 고딕"/>
@@ -338,7 +432,17 @@
           <w:szCs w:val="16"/>
           <w:u w:val="single"/>
         </w:rPr>
-        <w:t>매 주 금요일</w:t>
+        <w:t>매 주</w:t>
+      </w:r>
+      <w:proofErr w:type="gramEnd"/>
+      <w:r>
+        <w:rPr>
+          <w:rFonts w:ascii="맑은 고딕" w:eastAsia="맑은 고딕" w:hAnsi="맑은 고딕" w:cs="맑은 고딕"/>
+          <w:sz w:val="16"/>
+          <w:szCs w:val="16"/>
+          <w:u w:val="single"/>
+        </w:rPr>
+        <w:t xml:space="preserve"> 금요일</w:t>
       </w:r>
       <w:r>
         <w:rPr>
@@ -605,33 +709,106 @@
                 <w:bCs/>
               </w:rPr>
             </w:pPr>
-            <w:r>
-              <w:rPr>
-                <w:rFonts w:ascii="맑은 고딕" w:eastAsia="맑은 고딕" w:hAnsi="맑은 고딕" w:cs="맑은 고딕" w:hint="eastAsia"/>
-                <w:b/>
-              </w:rPr>
-              <w:t xml:space="preserve">김시연: </w:t>
-            </w:r>
-            <w:r>
-              <w:rPr>
-                <w:rFonts w:ascii="맑은 고딕" w:eastAsia="맑은 고딕" w:hAnsi="맑은 고딕" w:cs="맑은 고딕" w:hint="eastAsia"/>
-                <w:b/>
-              </w:rPr>
-              <w:t>관리자페이지 신고, 리뷰, QnA, 상품 관리 UI 수정 및 구현</w:t>
-            </w:r>
-            <w:r>
-              <w:rPr>
-                <w:rFonts w:ascii="맑은 고딕" w:eastAsia="맑은 고딕" w:hAnsi="맑은 고딕" w:cs="맑은 고딕" w:hint="eastAsia"/>
-                <w:b/>
-              </w:rPr>
-              <w:t xml:space="preserve">/API 연결 , </w:t>
-            </w:r>
-            <w:r>
-              <w:rPr>
-                <w:rFonts w:ascii="맑은 고딕" w:eastAsia="맑은 고딕" w:hAnsi="맑은 고딕" w:cs="맑은 고딕" w:hint="eastAsia"/>
-                <w:b/>
-              </w:rPr>
-              <w:t>헤더/푸터 수정 및 헤더 about 수정</w:t>
+            <w:proofErr w:type="spellStart"/>
+            <w:r>
+              <w:rPr>
+                <w:rFonts w:ascii="맑은 고딕" w:eastAsia="맑은 고딕" w:hAnsi="맑은 고딕" w:cs="맑은 고딕" w:hint="eastAsia"/>
+                <w:b/>
+              </w:rPr>
+              <w:t>김시연</w:t>
+            </w:r>
+            <w:proofErr w:type="spellEnd"/>
+            <w:r>
+              <w:rPr>
+                <w:rFonts w:ascii="맑은 고딕" w:eastAsia="맑은 고딕" w:hAnsi="맑은 고딕" w:cs="맑은 고딕" w:hint="eastAsia"/>
+                <w:b/>
+              </w:rPr>
+              <w:t xml:space="preserve">: </w:t>
+            </w:r>
+            <w:r>
+              <w:rPr>
+                <w:rFonts w:ascii="맑은 고딕" w:eastAsia="맑은 고딕" w:hAnsi="맑은 고딕" w:cs="맑은 고딕" w:hint="eastAsia"/>
+                <w:b/>
+              </w:rPr>
+              <w:t xml:space="preserve">관리자페이지 신고, 리뷰, </w:t>
+            </w:r>
+            <w:proofErr w:type="spellStart"/>
+            <w:r>
+              <w:rPr>
+                <w:rFonts w:ascii="맑은 고딕" w:eastAsia="맑은 고딕" w:hAnsi="맑은 고딕" w:cs="맑은 고딕" w:hint="eastAsia"/>
+                <w:b/>
+              </w:rPr>
+              <w:t>QnA</w:t>
+            </w:r>
+            <w:proofErr w:type="spellEnd"/>
+            <w:r>
+              <w:rPr>
+                <w:rFonts w:ascii="맑은 고딕" w:eastAsia="맑은 고딕" w:hAnsi="맑은 고딕" w:cs="맑은 고딕" w:hint="eastAsia"/>
+                <w:b/>
+              </w:rPr>
+              <w:t>, 상품 관리 UI 수정 및 구현</w:t>
+            </w:r>
+            <w:r>
+              <w:rPr>
+                <w:rFonts w:ascii="맑은 고딕" w:eastAsia="맑은 고딕" w:hAnsi="맑은 고딕" w:cs="맑은 고딕" w:hint="eastAsia"/>
+                <w:b/>
+              </w:rPr>
+              <w:t xml:space="preserve">/API </w:t>
+            </w:r>
+            <w:proofErr w:type="gramStart"/>
+            <w:r>
+              <w:rPr>
+                <w:rFonts w:ascii="맑은 고딕" w:eastAsia="맑은 고딕" w:hAnsi="맑은 고딕" w:cs="맑은 고딕" w:hint="eastAsia"/>
+                <w:b/>
+              </w:rPr>
+              <w:t>연결 ,</w:t>
+            </w:r>
+            <w:proofErr w:type="gramEnd"/>
+            <w:r>
+              <w:rPr>
+                <w:rFonts w:ascii="맑은 고딕" w:eastAsia="맑은 고딕" w:hAnsi="맑은 고딕" w:cs="맑은 고딕" w:hint="eastAsia"/>
+                <w:b/>
+              </w:rPr>
+              <w:t xml:space="preserve"> </w:t>
+            </w:r>
+            <w:r>
+              <w:rPr>
+                <w:rFonts w:ascii="맑은 고딕" w:eastAsia="맑은 고딕" w:hAnsi="맑은 고딕" w:cs="맑은 고딕" w:hint="eastAsia"/>
+                <w:b/>
+              </w:rPr>
+              <w:t>헤더/</w:t>
+            </w:r>
+            <w:proofErr w:type="spellStart"/>
+            <w:r>
+              <w:rPr>
+                <w:rFonts w:ascii="맑은 고딕" w:eastAsia="맑은 고딕" w:hAnsi="맑은 고딕" w:cs="맑은 고딕" w:hint="eastAsia"/>
+                <w:b/>
+              </w:rPr>
+              <w:t>푸터</w:t>
+            </w:r>
+            <w:proofErr w:type="spellEnd"/>
+            <w:r>
+              <w:rPr>
+                <w:rFonts w:ascii="맑은 고딕" w:eastAsia="맑은 고딕" w:hAnsi="맑은 고딕" w:cs="맑은 고딕" w:hint="eastAsia"/>
+                <w:b/>
+              </w:rPr>
+              <w:t xml:space="preserve"> 수정 및 헤더 </w:t>
+            </w:r>
+            <w:proofErr w:type="spellStart"/>
+            <w:r>
+              <w:rPr>
+                <w:rFonts w:ascii="맑은 고딕" w:eastAsia="맑은 고딕" w:hAnsi="맑은 고딕" w:cs="맑은 고딕" w:hint="eastAsia"/>
+                <w:b/>
+              </w:rPr>
+              <w:t>about</w:t>
+            </w:r>
+            <w:proofErr w:type="spellEnd"/>
+            <w:r>
+              <w:rPr>
+                <w:rFonts w:ascii="맑은 고딕" w:eastAsia="맑은 고딕" w:hAnsi="맑은 고딕" w:cs="맑은 고딕" w:hint="eastAsia"/>
+                <w:b/>
+              </w:rPr>
+              <w:t xml:space="preserve"> 수정</w:t>
             </w:r>
           </w:p>
           <w:p>
@@ -690,7 +867,23 @@
                 <w:rFonts w:ascii="맑은 고딕" w:eastAsia="맑은 고딕" w:hAnsi="맑은 고딕" w:cs="맑은 고딕" w:hint="eastAsia"/>
                 <w:b/>
               </w:rPr>
-              <w:t>(메인페이지에서 연결되는)</w:t>
+              <w:t>(</w:t>
+            </w:r>
+            <w:proofErr w:type="spellStart"/>
+            <w:r>
+              <w:rPr>
+                <w:rFonts w:ascii="맑은 고딕" w:eastAsia="맑은 고딕" w:hAnsi="맑은 고딕" w:cs="맑은 고딕" w:hint="eastAsia"/>
+                <w:b/>
+              </w:rPr>
+              <w:t>메인페이지에서</w:t>
+            </w:r>
+            <w:proofErr w:type="spellEnd"/>
+            <w:r>
+              <w:rPr>
+                <w:rFonts w:ascii="맑은 고딕" w:eastAsia="맑은 고딕" w:hAnsi="맑은 고딕" w:cs="맑은 고딕" w:hint="eastAsia"/>
+                <w:b/>
+              </w:rPr>
+              <w:t xml:space="preserve"> 연결되는)</w:t>
             </w:r>
             <w:r>
               <w:rPr>
@@ -704,7 +897,23 @@
                 <w:rFonts w:ascii="맑은 고딕" w:eastAsia="맑은 고딕" w:hAnsi="맑은 고딕" w:cs="맑은 고딕" w:hint="eastAsia"/>
                 <w:b/>
               </w:rPr>
-              <w:t>(product)</w:t>
+              <w:t>(</w:t>
+            </w:r>
+            <w:proofErr w:type="spellStart"/>
+            <w:r>
+              <w:rPr>
+                <w:rFonts w:ascii="맑은 고딕" w:eastAsia="맑은 고딕" w:hAnsi="맑은 고딕" w:cs="맑은 고딕" w:hint="eastAsia"/>
+                <w:b/>
+              </w:rPr>
+              <w:t>product</w:t>
+            </w:r>
+            <w:proofErr w:type="spellEnd"/>
+            <w:r>
+              <w:rPr>
+                <w:rFonts w:ascii="맑은 고딕" w:eastAsia="맑은 고딕" w:hAnsi="맑은 고딕" w:cs="맑은 고딕" w:hint="eastAsia"/>
+                <w:b/>
+              </w:rPr>
+              <w:t>)</w:t>
             </w:r>
             <w:r>
               <w:rPr>
@@ -718,14 +927,46 @@
                 <w:rFonts w:ascii="맑은 고딕" w:eastAsia="맑은 고딕" w:hAnsi="맑은 고딕" w:cs="맑은 고딕" w:hint="eastAsia"/>
                 <w:b/>
               </w:rPr>
-              <w:t>(review)</w:t>
-            </w:r>
-            <w:r>
-              <w:rPr>
-                <w:rFonts w:ascii="맑은 고딕" w:eastAsia="맑은 고딕" w:hAnsi="맑은 고딕" w:cs="맑은 고딕"/>
-                <w:b/>
-              </w:rPr>
-              <w:t>페이지 UI 및 백엔드 연결 구현</w:t>
+              <w:t>(</w:t>
+            </w:r>
+            <w:proofErr w:type="spellStart"/>
+            <w:r>
+              <w:rPr>
+                <w:rFonts w:ascii="맑은 고딕" w:eastAsia="맑은 고딕" w:hAnsi="맑은 고딕" w:cs="맑은 고딕" w:hint="eastAsia"/>
+                <w:b/>
+              </w:rPr>
+              <w:t>review</w:t>
+            </w:r>
+            <w:proofErr w:type="spellEnd"/>
+            <w:r>
+              <w:rPr>
+                <w:rFonts w:ascii="맑은 고딕" w:eastAsia="맑은 고딕" w:hAnsi="맑은 고딕" w:cs="맑은 고딕" w:hint="eastAsia"/>
+                <w:b/>
+              </w:rPr>
+              <w:t>)</w:t>
+            </w:r>
+            <w:r>
+              <w:rPr>
+                <w:rFonts w:ascii="맑은 고딕" w:eastAsia="맑은 고딕" w:hAnsi="맑은 고딕" w:cs="맑은 고딕"/>
+                <w:b/>
+              </w:rPr>
+              <w:t xml:space="preserve">페이지 UI 및 </w:t>
+            </w:r>
+            <w:proofErr w:type="spellStart"/>
+            <w:r>
+              <w:rPr>
+                <w:rFonts w:ascii="맑은 고딕" w:eastAsia="맑은 고딕" w:hAnsi="맑은 고딕" w:cs="맑은 고딕"/>
+                <w:b/>
+              </w:rPr>
+              <w:t>백엔드</w:t>
+            </w:r>
+            <w:proofErr w:type="spellEnd"/>
+            <w:r>
+              <w:rPr>
+                <w:rFonts w:ascii="맑은 고딕" w:eastAsia="맑은 고딕" w:hAnsi="맑은 고딕" w:cs="맑은 고딕"/>
+                <w:b/>
+              </w:rPr>
+              <w:t xml:space="preserve"> 연결 구현</w:t>
             </w:r>
           </w:p>
           <w:p>
@@ -737,12 +978,21 @@
                 <w:b/>
               </w:rPr>
             </w:pPr>
-            <w:r>
-              <w:rPr>
-                <w:rFonts w:ascii="맑은 고딕" w:eastAsia="맑은 고딕" w:hAnsi="맑은 고딕" w:cs="맑은 고딕" w:hint="eastAsia"/>
-                <w:b/>
-              </w:rPr>
-              <w:t xml:space="preserve">이재빈: </w:t>
+            <w:proofErr w:type="spellStart"/>
+            <w:r>
+              <w:rPr>
+                <w:rFonts w:ascii="맑은 고딕" w:eastAsia="맑은 고딕" w:hAnsi="맑은 고딕" w:cs="맑은 고딕" w:hint="eastAsia"/>
+                <w:b/>
+              </w:rPr>
+              <w:t>이재빈</w:t>
+            </w:r>
+            <w:proofErr w:type="spellEnd"/>
+            <w:r>
+              <w:rPr>
+                <w:rFonts w:ascii="맑은 고딕" w:eastAsia="맑은 고딕" w:hAnsi="맑은 고딕" w:cs="맑은 고딕" w:hint="eastAsia"/>
+                <w:b/>
+              </w:rPr>
+              <w:t xml:space="preserve">: </w:t>
             </w:r>
             <w:r>
               <w:rPr>
@@ -798,7 +1048,71 @@
                 <w:rFonts w:ascii="맑은 고딕" w:eastAsia="맑은 고딕" w:hAnsi="맑은 고딕" w:cs="맑은 고딕"/>
                 <w:b/>
               </w:rPr>
-              <w:t>리뷰 커뮤니티 시스템 강화(추천, 비추천, 신고, 별점, 댓글), 어드민 신고 목록 조회 api 제작</w:t>
+              <w:t xml:space="preserve">리뷰 커뮤니티 시스템 강화(추천, </w:t>
+            </w:r>
+            <w:proofErr w:type="spellStart"/>
+            <w:r>
+              <w:rPr>
+                <w:rFonts w:ascii="맑은 고딕" w:eastAsia="맑은 고딕" w:hAnsi="맑은 고딕" w:cs="맑은 고딕"/>
+                <w:b/>
+              </w:rPr>
+              <w:t>비추천</w:t>
+            </w:r>
+            <w:proofErr w:type="spellEnd"/>
+            <w:r>
+              <w:rPr>
+                <w:rFonts w:ascii="맑은 고딕" w:eastAsia="맑은 고딕" w:hAnsi="맑은 고딕" w:cs="맑은 고딕"/>
+                <w:b/>
+              </w:rPr>
+              <w:t xml:space="preserve">, 신고, </w:t>
+            </w:r>
+            <w:proofErr w:type="spellStart"/>
+            <w:r>
+              <w:rPr>
+                <w:rFonts w:ascii="맑은 고딕" w:eastAsia="맑은 고딕" w:hAnsi="맑은 고딕" w:cs="맑은 고딕"/>
+                <w:b/>
+              </w:rPr>
+              <w:t>별점</w:t>
+            </w:r>
+            <w:proofErr w:type="spellEnd"/>
+            <w:r>
+              <w:rPr>
+                <w:rFonts w:ascii="맑은 고딕" w:eastAsia="맑은 고딕" w:hAnsi="맑은 고딕" w:cs="맑은 고딕"/>
+                <w:b/>
+              </w:rPr>
+              <w:t xml:space="preserve">, 댓글), </w:t>
+            </w:r>
+            <w:proofErr w:type="spellStart"/>
+            <w:r>
+              <w:rPr>
+                <w:rFonts w:ascii="맑은 고딕" w:eastAsia="맑은 고딕" w:hAnsi="맑은 고딕" w:cs="맑은 고딕"/>
+                <w:b/>
+              </w:rPr>
+              <w:t>어드민</w:t>
+            </w:r>
+            <w:proofErr w:type="spellEnd"/>
+            <w:r>
+              <w:rPr>
+                <w:rFonts w:ascii="맑은 고딕" w:eastAsia="맑은 고딕" w:hAnsi="맑은 고딕" w:cs="맑은 고딕"/>
+                <w:b/>
+              </w:rPr>
+              <w:t xml:space="preserve"> 신고 목록 조회 </w:t>
+            </w:r>
+            <w:proofErr w:type="spellStart"/>
+            <w:r>
+              <w:rPr>
+                <w:rFonts w:ascii="맑은 고딕" w:eastAsia="맑은 고딕" w:hAnsi="맑은 고딕" w:cs="맑은 고딕"/>
+                <w:b/>
+              </w:rPr>
+              <w:t>api</w:t>
+            </w:r>
+            <w:proofErr w:type="spellEnd"/>
+            <w:r>
+              <w:rPr>
+                <w:rFonts w:ascii="맑은 고딕" w:eastAsia="맑은 고딕" w:hAnsi="맑은 고딕" w:cs="맑은 고딕"/>
+                <w:b/>
+              </w:rPr>
+              <w:t xml:space="preserve"> 제작</w:t>
             </w:r>
           </w:p>
         </w:tc>
@@ -827,12 +1141,21 @@
                 <w:bCs/>
               </w:rPr>
             </w:pPr>
-            <w:r>
-              <w:rPr>
-                <w:rFonts w:ascii="맑은 고딕" w:eastAsia="맑은 고딕" w:hAnsi="맑은 고딕" w:cs="맑은 고딕" w:hint="eastAsia"/>
-                <w:b/>
-              </w:rPr>
-              <w:t>김시연:</w:t>
+            <w:proofErr w:type="spellStart"/>
+            <w:r>
+              <w:rPr>
+                <w:rFonts w:ascii="맑은 고딕" w:eastAsia="맑은 고딕" w:hAnsi="맑은 고딕" w:cs="맑은 고딕" w:hint="eastAsia"/>
+                <w:b/>
+              </w:rPr>
+              <w:t>김시연</w:t>
+            </w:r>
+            <w:proofErr w:type="spellEnd"/>
+            <w:r>
+              <w:rPr>
+                <w:rFonts w:ascii="맑은 고딕" w:eastAsia="맑은 고딕" w:hAnsi="맑은 고딕" w:cs="맑은 고딕" w:hint="eastAsia"/>
+                <w:b/>
+              </w:rPr>
+              <w:t>:</w:t>
             </w:r>
             <w:r>
               <w:rPr>
@@ -842,12 +1165,21 @@
               </w:rPr>
               <w:t xml:space="preserve"> </w:t>
             </w:r>
-            <w:r>
-              <w:rPr>
-                <w:rFonts w:ascii="맑은 고딕" w:eastAsia="맑은 고딕" w:hAnsi="맑은 고딕" w:cs="맑은 고딕" w:hint="eastAsia"/>
-                <w:b/>
-              </w:rPr>
-              <w:t>api연결 및 수정</w:t>
+            <w:proofErr w:type="spellStart"/>
+            <w:r>
+              <w:rPr>
+                <w:rFonts w:ascii="맑은 고딕" w:eastAsia="맑은 고딕" w:hAnsi="맑은 고딕" w:cs="맑은 고딕" w:hint="eastAsia"/>
+                <w:b/>
+              </w:rPr>
+              <w:t>api연결</w:t>
+            </w:r>
+            <w:proofErr w:type="spellEnd"/>
+            <w:r>
+              <w:rPr>
+                <w:rFonts w:ascii="맑은 고딕" w:eastAsia="맑은 고딕" w:hAnsi="맑은 고딕" w:cs="맑은 고딕" w:hint="eastAsia"/>
+                <w:b/>
+              </w:rPr>
+              <w:t xml:space="preserve"> 및 수정</w:t>
             </w:r>
           </w:p>
           <w:p>
@@ -888,12 +1220,21 @@
               </w:rPr>
               <w:t xml:space="preserve">박진성: </w:t>
             </w:r>
-            <w:r>
-              <w:rPr>
-                <w:rFonts w:ascii="맑은 고딕" w:eastAsia="맑은 고딕" w:hAnsi="맑은 고딕" w:cs="맑은 고딕" w:hint="eastAsia"/>
-                <w:b/>
-              </w:rPr>
-              <w:t>api연결 및 수정</w:t>
+            <w:proofErr w:type="spellStart"/>
+            <w:r>
+              <w:rPr>
+                <w:rFonts w:ascii="맑은 고딕" w:eastAsia="맑은 고딕" w:hAnsi="맑은 고딕" w:cs="맑은 고딕" w:hint="eastAsia"/>
+                <w:b/>
+              </w:rPr>
+              <w:t>api연결</w:t>
+            </w:r>
+            <w:proofErr w:type="spellEnd"/>
+            <w:r>
+              <w:rPr>
+                <w:rFonts w:ascii="맑은 고딕" w:eastAsia="맑은 고딕" w:hAnsi="맑은 고딕" w:cs="맑은 고딕" w:hint="eastAsia"/>
+                <w:b/>
+              </w:rPr>
+              <w:t xml:space="preserve"> 및 수정</w:t>
             </w:r>
           </w:p>
           <w:p>
@@ -904,12 +1245,21 @@
                 <w:b/>
               </w:rPr>
             </w:pPr>
-            <w:r>
-              <w:rPr>
-                <w:rFonts w:ascii="맑은 고딕" w:eastAsia="맑은 고딕" w:hAnsi="맑은 고딕" w:cs="맑은 고딕" w:hint="eastAsia"/>
-                <w:b/>
-              </w:rPr>
-              <w:t xml:space="preserve">이재빈: </w:t>
+            <w:proofErr w:type="spellStart"/>
+            <w:r>
+              <w:rPr>
+                <w:rFonts w:ascii="맑은 고딕" w:eastAsia="맑은 고딕" w:hAnsi="맑은 고딕" w:cs="맑은 고딕" w:hint="eastAsia"/>
+                <w:b/>
+              </w:rPr>
+              <w:t>이재빈</w:t>
+            </w:r>
+            <w:proofErr w:type="spellEnd"/>
+            <w:r>
+              <w:rPr>
+                <w:rFonts w:ascii="맑은 고딕" w:eastAsia="맑은 고딕" w:hAnsi="맑은 고딕" w:cs="맑은 고딕" w:hint="eastAsia"/>
+                <w:b/>
+              </w:rPr>
+              <w:t xml:space="preserve">: </w:t>
             </w:r>
             <w:r>
               <w:rPr>
@@ -932,12 +1282,21 @@
               </w:rPr>
               <w:t xml:space="preserve"> </w:t>
             </w:r>
-            <w:r>
-              <w:rPr>
-                <w:rFonts w:ascii="맑은 고딕" w:eastAsia="맑은 고딕" w:hAnsi="맑은 고딕" w:cs="맑은 고딕" w:hint="eastAsia"/>
-                <w:b/>
-              </w:rPr>
-              <w:t>api 프론트와 연결 및 배포 준비</w:t>
+            <w:proofErr w:type="spellStart"/>
+            <w:r>
+              <w:rPr>
+                <w:rFonts w:ascii="맑은 고딕" w:eastAsia="맑은 고딕" w:hAnsi="맑은 고딕" w:cs="맑은 고딕" w:hint="eastAsia"/>
+                <w:b/>
+              </w:rPr>
+              <w:t>api</w:t>
+            </w:r>
+            <w:proofErr w:type="spellEnd"/>
+            <w:r>
+              <w:rPr>
+                <w:rFonts w:ascii="맑은 고딕" w:eastAsia="맑은 고딕" w:hAnsi="맑은 고딕" w:cs="맑은 고딕" w:hint="eastAsia"/>
+                <w:b/>
+              </w:rPr>
+              <w:t xml:space="preserve"> 프론트와 연결 및 배포 준비</w:t>
             </w:r>
           </w:p>
           <w:p>
@@ -985,12 +1344,21 @@
               </w:rPr>
               <w:t xml:space="preserve">정윤성: </w:t>
             </w:r>
-            <w:r>
-              <w:rPr>
-                <w:rFonts w:ascii="맑은 고딕" w:eastAsia="맑은 고딕" w:hAnsi="맑은 고딕" w:cs="맑은 고딕"/>
-                <w:b/>
-              </w:rPr>
-              <w:t>api 프론트와 연결 및 배포 준비</w:t>
+            <w:proofErr w:type="spellStart"/>
+            <w:r>
+              <w:rPr>
+                <w:rFonts w:ascii="맑은 고딕" w:eastAsia="맑은 고딕" w:hAnsi="맑은 고딕" w:cs="맑은 고딕"/>
+                <w:b/>
+              </w:rPr>
+              <w:t>api</w:t>
+            </w:r>
+            <w:proofErr w:type="spellEnd"/>
+            <w:r>
+              <w:rPr>
+                <w:rFonts w:ascii="맑은 고딕" w:eastAsia="맑은 고딕" w:hAnsi="맑은 고딕" w:cs="맑은 고딕"/>
+                <w:b/>
+              </w:rPr>
+              <w:t xml:space="preserve"> 프론트와 연결 및 배포 준비</w:t>
             </w:r>
           </w:p>
         </w:tc>
@@ -1074,7 +1442,23 @@
                 <w:rFonts w:ascii="맑은 고딕" w:eastAsia="맑은 고딕" w:hAnsi="맑은 고딕" w:cs="맑은 고딕" w:hint="eastAsia"/>
                 <w:b/>
               </w:rPr>
-              <w:t xml:space="preserve">후기 관련 추가되는 컨텐츠나 변경되는 부분의 작업에 대해서는 wbs에 레벨업으로 따로 정리하시기 바랍니다 </w:t>
+              <w:t xml:space="preserve">후기 관련 추가되는 컨텐츠나 변경되는 부분의 작업에 대해서는 </w:t>
+            </w:r>
+            <w:proofErr w:type="spellStart"/>
+            <w:r>
+              <w:rPr>
+                <w:rFonts w:ascii="맑은 고딕" w:eastAsia="맑은 고딕" w:hAnsi="맑은 고딕" w:cs="맑은 고딕" w:hint="eastAsia"/>
+                <w:b/>
+              </w:rPr>
+              <w:t>wbs에</w:t>
+            </w:r>
+            <w:proofErr w:type="spellEnd"/>
+            <w:r>
+              <w:rPr>
+                <w:rFonts w:ascii="맑은 고딕" w:eastAsia="맑은 고딕" w:hAnsi="맑은 고딕" w:cs="맑은 고딕" w:hint="eastAsia"/>
+                <w:b/>
+              </w:rPr>
+              <w:t xml:space="preserve"> 레벨업으로 따로 정리하시기 바랍니다 </w:t>
             </w:r>
           </w:p>
           <w:p>
@@ -1085,28 +1469,94 @@
                 <w:b/>
               </w:rPr>
             </w:pPr>
-            <w:r>
-              <w:rPr>
-                <w:rFonts w:ascii="맑은 고딕" w:eastAsia="맑은 고딕" w:hAnsi="맑은 고딕" w:cs="맑은 고딕" w:hint="eastAsia"/>
-                <w:b/>
-              </w:rPr>
-              <w:t>wbs 공정 진척율을 정확히 매핑하시면 좋을 것 같아요 100%가 되려면 devlop에 PR된 후 여야 합니다</w:t>
+            <w:proofErr w:type="spellStart"/>
+            <w:r>
+              <w:rPr>
+                <w:rFonts w:ascii="맑은 고딕" w:eastAsia="맑은 고딕" w:hAnsi="맑은 고딕" w:cs="맑은 고딕" w:hint="eastAsia"/>
+                <w:b/>
+              </w:rPr>
+              <w:t>wbs</w:t>
+            </w:r>
+            <w:proofErr w:type="spellEnd"/>
+            <w:r>
+              <w:rPr>
+                <w:rFonts w:ascii="맑은 고딕" w:eastAsia="맑은 고딕" w:hAnsi="맑은 고딕" w:cs="맑은 고딕" w:hint="eastAsia"/>
+                <w:b/>
+              </w:rPr>
+              <w:t xml:space="preserve"> 공정 진척율을 정확히 매핑하시면 좋을 것 같아요 100%가 되려면 </w:t>
+            </w:r>
+            <w:proofErr w:type="spellStart"/>
+            <w:r>
+              <w:rPr>
+                <w:rFonts w:ascii="맑은 고딕" w:eastAsia="맑은 고딕" w:hAnsi="맑은 고딕" w:cs="맑은 고딕" w:hint="eastAsia"/>
+                <w:b/>
+              </w:rPr>
+              <w:t>devlop에</w:t>
+            </w:r>
+            <w:proofErr w:type="spellEnd"/>
+            <w:r>
+              <w:rPr>
+                <w:rFonts w:ascii="맑은 고딕" w:eastAsia="맑은 고딕" w:hAnsi="맑은 고딕" w:cs="맑은 고딕" w:hint="eastAsia"/>
+                <w:b/>
+              </w:rPr>
+              <w:t xml:space="preserve"> </w:t>
+            </w:r>
+            <w:proofErr w:type="spellStart"/>
+            <w:r>
+              <w:rPr>
+                <w:rFonts w:ascii="맑은 고딕" w:eastAsia="맑은 고딕" w:hAnsi="맑은 고딕" w:cs="맑은 고딕" w:hint="eastAsia"/>
+                <w:b/>
+              </w:rPr>
+              <w:t>PR된</w:t>
+            </w:r>
+            <w:proofErr w:type="spellEnd"/>
+            <w:r>
+              <w:rPr>
+                <w:rFonts w:ascii="맑은 고딕" w:eastAsia="맑은 고딕" w:hAnsi="맑은 고딕" w:cs="맑은 고딕" w:hint="eastAsia"/>
+                <w:b/>
+              </w:rPr>
+              <w:t xml:space="preserve"> 후 여야 합니다</w:t>
             </w:r>
           </w:p>
           <w:p>
             <w:pPr>
               <w:spacing w:before="240" w:after="240"/>
               <w:rPr>
-                <w:rFonts w:ascii="맑은 고딕" w:eastAsia="맑은 고딕" w:hAnsi="맑은 고딕" w:cs="맑은 고딕" w:hint="eastAsia"/>
+                <w:rFonts w:ascii="맑은 고딕" w:eastAsia="맑은 고딕" w:hAnsi="맑은 고딕" w:cs="맑은 고딕"/>
                 <w:b/>
               </w:rPr>
             </w:pPr>
-            <w:r>
-              <w:rPr>
-                <w:rFonts w:ascii="맑은 고딕" w:eastAsia="맑은 고딕" w:hAnsi="맑은 고딕" w:cs="맑은 고딕" w:hint="eastAsia"/>
-                <w:b/>
-              </w:rPr>
-              <w:t>front와 backend 매핑과 관련 모듈과의 관계도 이슈가 없는지 확인하면서 작업하세요</w:t>
+            <w:proofErr w:type="spellStart"/>
+            <w:r>
+              <w:rPr>
+                <w:rFonts w:ascii="맑은 고딕" w:eastAsia="맑은 고딕" w:hAnsi="맑은 고딕" w:cs="맑은 고딕" w:hint="eastAsia"/>
+                <w:b/>
+              </w:rPr>
+              <w:t>front와</w:t>
+            </w:r>
+            <w:proofErr w:type="spellEnd"/>
+            <w:r>
+              <w:rPr>
+                <w:rFonts w:ascii="맑은 고딕" w:eastAsia="맑은 고딕" w:hAnsi="맑은 고딕" w:cs="맑은 고딕" w:hint="eastAsia"/>
+                <w:b/>
+              </w:rPr>
+              <w:t xml:space="preserve"> </w:t>
+            </w:r>
+            <w:proofErr w:type="spellStart"/>
+            <w:r>
+              <w:rPr>
+                <w:rFonts w:ascii="맑은 고딕" w:eastAsia="맑은 고딕" w:hAnsi="맑은 고딕" w:cs="맑은 고딕" w:hint="eastAsia"/>
+                <w:b/>
+              </w:rPr>
+              <w:t>backend</w:t>
+            </w:r>
+            <w:proofErr w:type="spellEnd"/>
+            <w:r>
+              <w:rPr>
+                <w:rFonts w:ascii="맑은 고딕" w:eastAsia="맑은 고딕" w:hAnsi="맑은 고딕" w:cs="맑은 고딕" w:hint="eastAsia"/>
+                <w:b/>
+              </w:rPr>
+              <w:t xml:space="preserve"> 매핑과 관련 모듈과의 관계도 이슈가 없는지 확인하면서 작업하세요</w:t>
             </w:r>
           </w:p>
         </w:tc>
